--- a/por/docx/66.content.docx
+++ b/por/docx/66.content.docx
@@ -466,7 +466,7 @@
         <w:rPr>
           <w:lang w:val="pt_PT" w:bidi="pt_PT"/>
         </w:rPr>
-        <w:t xml:space="preserve"> E entre os castiçais estava alguém "semelhante a um filho de homem", com um manto longo até os pés e uma faixa de ouro no peito.</w:t>
+        <w:t xml:space="preserve"> E entre os castiçais estava alguém “semelhante a um filho de homem”, com um manto longo até os pés e uma faixa de ouro no peito.</w:t>
       </w:r>
     </w:p>
     <w:p>
@@ -1611,7 +1611,7 @@
         <w:rPr>
           <w:lang w:val="pt_PT" w:bidi="pt_PT"/>
         </w:rPr>
-        <w:t xml:space="preserve"> Você diz: 'Sou rico, estou bem, não me falta nada'; mas não percebe que espiritualmente é infeliz, miserável, pobre, cego e nu.</w:t>
+        <w:t xml:space="preserve"> Você diz: ‘Sou rico, estou bem, não me falta nada’; mas não percebe que espiritualmente é infeliz, miserável, pobre, cego e nu.</w:t>
       </w:r>
     </w:p>
     <w:p>
@@ -1716,7 +1716,7 @@
         <w:rPr>
           <w:lang w:val="pt_PT" w:bidi="pt_PT"/>
         </w:rPr>
-        <w:t xml:space="preserve"> Quem tem ouvidos, ouça o que o Espírito diz às igrejas".</w:t>
+        <w:t xml:space="preserve"> Quem tem ouvidos, ouça o que o Espírito diz às igrejas”.</w:t>
       </w:r>
     </w:p>
     <w:p>
@@ -2189,7 +2189,7 @@
         <w:rPr>
           <w:lang w:val="pt_PT" w:bidi="pt_PT"/>
         </w:rPr>
-        <w:t xml:space="preserve"> Tu os fizeste um reino e sacerdotes para o nosso Deus, e eles reinarão sobre a terra".</w:t>
+        <w:t xml:space="preserve"> Tu os fizeste um reino e sacerdotes para o nosso Deus, e eles reinarão sobre a terra”.</w:t>
       </w:r>
     </w:p>
     <w:p>
@@ -3681,7 +3681,7 @@
         <w:rPr>
           <w:lang w:val="pt_PT" w:bidi="pt_PT"/>
         </w:rPr>
-        <w:t xml:space="preserve"> Na visão, vi os cavalos e os cavaleiros: eles usavam couraças vermelhas como fogo, outras azuis como jacinto1 e outras amarelas como enxofre. A cabeça dos cavalos era como cabeça de leão, e da boca deles saíam fogo, fumaça e enxofre ardente.</w:t>
+        <w:t xml:space="preserve"> Na visão, vi os cavalos e os cavaleiros: eles usavam couraças vermelhas como fogo, outras azuis como jacinto e outras amarelas como enxofre. A cabeça dos cavalos era como cabeça de leão, e da boca deles saíam fogo, fumaça e enxofre ardente.</w:t>
       </w:r>
     </w:p>
     <w:p>
@@ -6308,7 +6308,7 @@
         <w:rPr>
           <w:lang w:val="pt_PT" w:bidi="pt_PT"/>
         </w:rPr>
-        <w:t xml:space="preserve"> Um dos sete anjos que tinham derramado as últimas pragas aproximou-se de mim e falou: "Venha, eu lhe mostrarei o que acontecerá com a grande prostituta que está sentada sobre muitas águas.</w:t>
+        <w:t xml:space="preserve"> Um dos sete anjos que tinham derramado as últimas pragas aproximou-se de mim e falou: “Venha, eu lhe mostrarei o que acontecerá com a grande prostituta que está sentada sobre muitas águas.</w:t>
       </w:r>
     </w:p>
     <w:p>
@@ -6329,7 +6329,7 @@
         <w:rPr>
           <w:lang w:val="pt_PT" w:bidi="pt_PT"/>
         </w:rPr>
-        <w:t xml:space="preserve"> Com ela os reis da terra praticaram imoralidade, e os moradores do mundo se embriagaram com o vinho da sua imoralidade".</w:t>
+        <w:t xml:space="preserve"> Com ela os reis da terra praticaram imoralidade, e os moradores do mundo se embriagaram com o vinho da sua imoralidade”.</w:t>
       </w:r>
     </w:p>
     <w:p>
@@ -6371,7 +6371,7 @@
         <w:rPr>
           <w:lang w:val="pt_PT" w:bidi="pt_PT"/>
         </w:rPr>
-        <w:t xml:space="preserve"> A mulher vestia roupas de púrpura e de escarlata,1 e estava enfeitada com joias de ouro, pedras preciosas e pérolas. Em sua mão havia uma taça de ouro cheia de coisas repugnantes e da impureza da sua prostituição.</w:t>
+        <w:t xml:space="preserve"> A mulher vestia roupas de púrpura e de escarlata, e estava enfeitada com joias de ouro, pedras preciosas e pérolas. Em sua mão havia uma taça de ouro cheia de coisas repugnantes e da impureza da sua prostituição.</w:t>
       </w:r>
     </w:p>
     <w:p>
@@ -6392,7 +6392,7 @@
         <w:rPr>
           <w:lang w:val="pt_PT" w:bidi="pt_PT"/>
         </w:rPr>
-        <w:t xml:space="preserve"> Na testa dela estava escrito um título misterioso: "A Grande Babilônia, a Mãe das Prostitutas e das Abominações da Terra".</w:t>
+        <w:t xml:space="preserve"> Na testa dela estava escrito um título misterioso: “A Grande Babilônia, a Mãe das Prostitutas e das Abominações da Terra”.</w:t>
       </w:r>
     </w:p>
     <w:p>
@@ -6434,7 +6434,7 @@
         <w:rPr>
           <w:lang w:val="pt_PT" w:bidi="pt_PT"/>
         </w:rPr>
-        <w:t xml:space="preserve"> Então o anjo me perguntou: "Por que você está tão admirado? Eu lhe explicarei o mistério desta mulher e da besta que a carrega, que tem sete cabeças e dez chifres.</w:t>
+        <w:t xml:space="preserve"> Então o anjo me perguntou: “Por que você está tão admirado? Eu lhe explicarei o mistério desta mulher e da besta que a carrega, que tem sete cabeças e dez chifres.</w:t>
       </w:r>
     </w:p>
     <w:p>
@@ -6581,7 +6581,7 @@
         <w:rPr>
           <w:lang w:val="pt_PT" w:bidi="pt_PT"/>
         </w:rPr>
-        <w:t xml:space="preserve"> Eles lutarão contra o Cordeiro, mas o Cordeiro os vencerá, porque é o Senhor dos senhores e Rei dos reis; e com ele vencerão os chamados, os escolhidos e fiéis".</w:t>
+        <w:t xml:space="preserve"> Eles lutarão contra o Cordeiro, mas o Cordeiro os vencerá, porque é o Senhor dos senhores e Rei dos reis; e com ele vencerão os chamados, os escolhidos e fiéis”.</w:t>
       </w:r>
     </w:p>
     <w:p>
@@ -6602,7 +6602,7 @@
         <w:rPr>
           <w:lang w:val="pt_PT" w:bidi="pt_PT"/>
         </w:rPr>
-        <w:t xml:space="preserve"> Então o anjo me disse também: "As águas que você viu, onde a prostituta está sentada, são povos, multidões, nações e línguas.</w:t>
+        <w:t xml:space="preserve"> Então o anjo me disse também: “As águas que você viu, onde a prostituta está sentada, são povos, multidões, nações e línguas.</w:t>
       </w:r>
     </w:p>
     <w:p>
@@ -6665,7 +6665,7 @@
         <w:rPr>
           <w:lang w:val="pt_PT" w:bidi="pt_PT"/>
         </w:rPr>
-        <w:t xml:space="preserve"> A mulher que você viu é a grande cidade que reina sobre os reis da terra".</w:t>
+        <w:t xml:space="preserve"> A mulher que você viu é a grande cidade que reina sobre os reis da terra”.</w:t>
       </w:r>
     </w:p>
     <w:p>
@@ -6975,7 +6975,7 @@
         <w:rPr>
           <w:lang w:val="pt_PT" w:bidi="pt_PT"/>
         </w:rPr>
-        <w:t xml:space="preserve"> 'Foram-se as frutas que você tanto desejava', dizem eles. 'Toda a riqueza e todo o esplendor que você apreciava desapareceram; nunca mais voltarão'.</w:t>
+        <w:t xml:space="preserve"> 'Foram-se as frutas que você tanto desejava’, dizem eles. ‘Toda a riqueza e todo o esplendor que você apreciava desapareceram; nunca mais voltarão’.</w:t>
       </w:r>
     </w:p>
     <w:p>
@@ -7017,7 +7017,7 @@
         <w:rPr>
           <w:lang w:val="pt_PT" w:bidi="pt_PT"/>
         </w:rPr>
-        <w:t xml:space="preserve"> E dirão: 'Ai daquela grande cidade, tão bela, vestida de linho finíssimo, de púrpura e de escarlate, enfeitada com ouro, pedras preciosas e pérolas!</w:t>
+        <w:t xml:space="preserve"> E dirão: ‘Ai daquela grande cidade, tão bela, vestida de linho finíssimo, de púrpura e de escarlate, enfeitada com ouro, pedras preciosas e pérolas!</w:t>
       </w:r>
     </w:p>
     <w:p>
@@ -7038,7 +7038,7 @@
         <w:rPr>
           <w:lang w:val="pt_PT" w:bidi="pt_PT"/>
         </w:rPr>
-        <w:t xml:space="preserve"> Em apenas uma hora toda essa grande riqueza foi destruída!'. Todos os pilotos, passageiros e marinheiros, e todos os que ganham a vida no mar ficarão de longe,</w:t>
+        <w:t xml:space="preserve"> Em apenas uma hora toda essa grande riqueza foi destruída!’. Todos os pilotos, passageiros e marinheiros, e todos os que ganham a vida no mar ficarão de longe,</w:t>
       </w:r>
     </w:p>
     <w:p>
@@ -7059,7 +7059,7 @@
         <w:rPr>
           <w:lang w:val="pt_PT" w:bidi="pt_PT"/>
         </w:rPr>
-        <w:t xml:space="preserve"> e, vendo a fumaça do incêndio da cidade, chorarão e dirão: 'Que outra cidade houve igual a esta grande cidade?'.</w:t>
+        <w:t xml:space="preserve"> e, vendo a fumaça do incêndio da cidade, chorarão e dirão: ‘Que outra cidade houve igual a esta grande cidade?’.</w:t>
       </w:r>
     </w:p>
     <w:p>
@@ -7080,7 +7080,7 @@
         <w:rPr>
           <w:lang w:val="pt_PT" w:bidi="pt_PT"/>
         </w:rPr>
-        <w:t xml:space="preserve"> E, cheios de tristeza, jogarão pó sobre a cabeça e clamarão, chorando e lamentando: 'Ai! Ai daquela grande cidade! Por causa da sua riqueza, todos os que tinham navios no mar ficaram ricos. No entanto, em apenas uma hora ela foi arrasada!'.</w:t>
+        <w:t xml:space="preserve"> E, cheios de tristeza, jogarão pó sobre a cabeça e clamarão, chorando e lamentando: ‘Ai! Ai daquela grande cidade! Por causa da sua riqueza, todos os que tinham navios no mar ficaram ricos. No entanto, em apenas uma hora ela foi arrasada!’.</w:t>
       </w:r>
     </w:p>
     <w:p>
@@ -7101,7 +7101,7 @@
         <w:rPr>
           <w:lang w:val="pt_PT" w:bidi="pt_PT"/>
         </w:rPr>
-        <w:t xml:space="preserve"> Alegrem-se por causa dela, ó céus. Alegrem-se, povo de Deus, profetas e apóstolos, porque Deus a julgou, retribuindo-lhe o que ela fez a vocês".</w:t>
+        <w:t xml:space="preserve"> Alegrem-se por causa dela, ó céus. Alegrem-se, povo de Deus, profetas e apóstolos, porque Deus a julgou, retribuindo-lhe o que ela fez a vocês”.</w:t>
       </w:r>
     </w:p>
     <w:p>
@@ -7222,7 +7222,7 @@
         <w:rPr>
           <w:lang w:val="pt_PT" w:bidi="pt_PT"/>
         </w:rPr>
-        <w:t xml:space="preserve"> Depois disso ouvi a voz de uma grande multidão no céu, dizendo: "Aleluia! A salvação, a glória e o poder pertencem ao nosso Deus.</w:t>
+        <w:t xml:space="preserve"> Depois disso ouvi a voz de uma grande multidão no céu, dizendo: “Aleluia! A salvação, a glória e o poder pertencem ao nosso Deus.</w:t>
       </w:r>
     </w:p>
     <w:p>
@@ -7243,7 +7243,7 @@
         <w:rPr>
           <w:lang w:val="pt_PT" w:bidi="pt_PT"/>
         </w:rPr>
-        <w:t xml:space="preserve"> Pois suas decisões são justas e verdadeiras. Ele puniu a grande prostituta que corrompeu a terra com a sua prostituição, e cobrou dela o sangue dos seus servos".</w:t>
+        <w:t xml:space="preserve"> Pois suas decisões são justas e verdadeiras. Ele puniu a grande prostituta que corrompeu a terra com a sua prostituição, e cobrou dela o sangue dos seus servos”.</w:t>
       </w:r>
     </w:p>
     <w:p>
@@ -7264,7 +7264,7 @@
         <w:rPr>
           <w:lang w:val="pt_PT" w:bidi="pt_PT"/>
         </w:rPr>
-        <w:t xml:space="preserve"> A multidão repetia com voz ainda mais forte: "Aleluia! A fumaça do incêndio dela sobe para sempre".</w:t>
+        <w:t xml:space="preserve"> A multidão repetia com voz ainda mais forte: “Aleluia! A fumaça do incêndio dela sobe para sempre”.</w:t>
       </w:r>
     </w:p>
     <w:p>
@@ -7285,7 +7285,7 @@
         <w:rPr>
           <w:lang w:val="pt_PT" w:bidi="pt_PT"/>
         </w:rPr>
-        <w:t xml:space="preserve"> Então os vinte e quatro anciãos e os quatro seres viventes se ajoelharam e adoraram a Deus, que está no trono, dizendo: "Amém! Aleluia!".</w:t>
+        <w:t xml:space="preserve"> Então os vinte e quatro anciãos e os quatro seres viventes se ajoelharam e adoraram a Deus, que está no trono, dizendo: “Amém! Aleluia!”.</w:t>
       </w:r>
     </w:p>
     <w:p>
@@ -7306,7 +7306,7 @@
         <w:rPr>
           <w:lang w:val="pt_PT" w:bidi="pt_PT"/>
         </w:rPr>
-        <w:t xml:space="preserve"> Do trono veio uma voz que dizia: "Louvem o nosso Deus, todos vocês, seus servos, todos vocês que o temem, tanto grandes como pequenos".</w:t>
+        <w:t xml:space="preserve"> Do trono veio uma voz que dizia: “Louvem o nosso Deus, todos vocês, seus servos, todos vocês que o temem, tanto grandes como pequenos”.</w:t>
       </w:r>
     </w:p>
     <w:p>
@@ -7327,7 +7327,7 @@
         <w:rPr>
           <w:lang w:val="pt_PT" w:bidi="pt_PT"/>
         </w:rPr>
-        <w:t xml:space="preserve"> Depois ouvi outra voz, forte como o som de uma multidão, como águas que correm e como trovões: "Aleluia! O Senhor, nosso Deus Todo‑poderoso, reina.</w:t>
+        <w:t xml:space="preserve"> Depois ouvi outra voz, forte como o som de uma multidão, como águas que correm e como trovões: “Aleluia! O Senhor, nosso Deus Todo‑poderoso, reina.</w:t>
       </w:r>
     </w:p>
     <w:p>
@@ -7369,7 +7369,7 @@
         <w:rPr>
           <w:lang w:val="pt_PT" w:bidi="pt_PT"/>
         </w:rPr>
-        <w:t xml:space="preserve"> A ela foi dado o direito de vestir linho puro, branco e fino". Esse linho representa as ações justas dos santos, o povo de Deus.</w:t>
+        <w:t xml:space="preserve"> A ela foi dado o direito de vestir linho puro, branco e fino”. Esse linho representa as ações justas dos santos, o povo de Deus.</w:t>
       </w:r>
     </w:p>
     <w:p>
@@ -7390,7 +7390,7 @@
         <w:rPr>
           <w:lang w:val="pt_PT" w:bidi="pt_PT"/>
         </w:rPr>
-        <w:t xml:space="preserve"> O anjo me disse: "Escreva: Felizes os convidados para o banquete do casamento do Cordeiro". E afirmou: "Estas são palavras verdadeiras de Deus".</w:t>
+        <w:t xml:space="preserve"> O anjo me disse: “Escreva: Felizes os convidados para o banquete do casamento do Cordeiro”. E afirmou: “Estas são palavras verdadeiras de Deus”.</w:t>
       </w:r>
     </w:p>
     <w:p>
@@ -7411,7 +7411,7 @@
         <w:rPr>
           <w:lang w:val="pt_PT" w:bidi="pt_PT"/>
         </w:rPr>
-        <w:t xml:space="preserve"> Então caí aos pés dele para adorá-lo, mas ele disse: "Não faça isso! Eu sou servo de Deus como você e como seus irmãos que permanecem fiéis ao testemunho de Jesus. Adore a Deus. O testemunho de Jesus é o espírito da profecia".</w:t>
+        <w:t xml:space="preserve"> Então caí aos pés dele para adorá-lo, mas ele disse: “Não faça isso! Eu sou servo de Deus como você e como seus irmãos que permanecem fiéis ao testemunho de Jesus. Adore a Deus. O testemunho de Jesus é o espírito da profecia”.</w:t>
       </w:r>
     </w:p>
     <w:p>
@@ -7432,7 +7432,7 @@
         <w:rPr>
           <w:lang w:val="pt_PT" w:bidi="pt_PT"/>
         </w:rPr>
-        <w:t xml:space="preserve"> Vi o céu aberto, e diante de mim estava um cavalo branco. Quem o montava tinha o nome de "Fiel e Verdadeiro", e ele julga e guerreia com justiça.</w:t>
+        <w:t xml:space="preserve"> Vi o céu aberto, e diante de mim estava um cavalo branco. Quem o montava tinha o nome de “Fiel e Verdadeiro”, e ele julga e guerreia com justiça.</w:t>
       </w:r>
     </w:p>
     <w:p>
@@ -7474,7 +7474,7 @@
         <w:rPr>
           <w:lang w:val="pt_PT" w:bidi="pt_PT"/>
         </w:rPr>
-        <w:t xml:space="preserve"> Ele vestia uma roupa manchada de sangue, e seu título era "Palavra de Deus".</w:t>
+        <w:t xml:space="preserve"> Ele vestia uma roupa manchada de sangue, e seu título era “Palavra de Deus”.</w:t>
       </w:r>
     </w:p>
     <w:p>
@@ -7558,7 +7558,7 @@
         <w:rPr>
           <w:lang w:val="pt_PT" w:bidi="pt_PT"/>
         </w:rPr>
-        <w:t xml:space="preserve"> Vi um anjo parado na luz do sol que clamava em voz alta a todas as aves: "Venham! Reúnam-se para a grande ceia de Deus!</w:t>
+        <w:t xml:space="preserve"> Vi um anjo parado na luz do sol que clamava em voz alta a todas as aves: “Venham! Reúnam-se para a grande ceia de Deus!</w:t>
       </w:r>
     </w:p>
     <w:p>
@@ -7579,7 +7579,7 @@
         <w:rPr>
           <w:lang w:val="pt_PT" w:bidi="pt_PT"/>
         </w:rPr>
-        <w:t xml:space="preserve"> Venham comer a carne de reis, de generais, de soldados, de cavalos e de cavaleiros, e de toda a humanidade, tanto grandes como pequenos, tanto escravos como livres".</w:t>
+        <w:t xml:space="preserve"> Venham comer a carne de reis, de generais, de soldados, de cavalos e de cavaleiros, e de toda a humanidade, tanto grandes como pequenos, tanto escravos como livres”.</w:t>
       </w:r>
     </w:p>
     <w:p>
@@ -8178,7 +8178,7 @@
         <w:rPr>
           <w:lang w:val="pt_PT" w:bidi="pt_PT"/>
         </w:rPr>
-        <w:t xml:space="preserve"> Então um dos sete anjos que tinham as sete taças cheias das últimas pragas aproximou-se de mim e disse: "Venha, eu lhe mostrarei a noiva, a esposa do Cordeiro".</w:t>
+        <w:t xml:space="preserve"> Então um dos sete anjos que tinham as sete taças cheias das últimas pragas aproximou-se de mim e disse: “Venha, eu lhe mostrarei a noiva, a esposa do Cordeiro”.</w:t>
       </w:r>
     </w:p>
     <w:p>
@@ -8719,7 +8719,7 @@
         <w:rPr>
           <w:lang w:val="pt_PT" w:bidi="pt_PT"/>
         </w:rPr>
-        <w:t xml:space="preserve"> 'Eis que venho em breve!'. Felizes aqueles que obedecem às palavras da profecia deste livro”.</w:t>
+        <w:t xml:space="preserve"> 'Eis que venho em breve!’. Felizes aqueles que obedecem às palavras da profecia deste livro”.</w:t>
       </w:r>
     </w:p>
     <w:p>
